--- a/tillsyn/A 10995-2026 tillsynsbegäran.docx
+++ b/tillsyn/A 10995-2026 tillsynsbegäran.docx
@@ -342,7 +342,7 @@
     <w:r>
       <w:tab/>
       <w:tab/>
-      <w:t>2026-06-18</w:t>
+      <w:t>2026-06-19</w:t>
       <w:br/>
       <w:br/>
     </w:r>

--- a/tillsyn/A 10995-2026 tillsynsbegäran.docx
+++ b/tillsyn/A 10995-2026 tillsynsbegäran.docx
@@ -342,7 +342,7 @@
     <w:r>
       <w:tab/>
       <w:tab/>
-      <w:t>2026-06-19</w:t>
+      <w:t>2026-06-20</w:t>
       <w:br/>
       <w:br/>
     </w:r>

--- a/tillsyn/A 10995-2026 tillsynsbegäran.docx
+++ b/tillsyn/A 10995-2026 tillsynsbegäran.docx
@@ -12,10 +12,7 @@
     </w:p>
     <w:p>
       <w:r>
-        <w:t>Detta dokument behandlar höga naturvärden i avverkningsanmälan A 10995-2026 i Oskarshamns kommun som inkom 2026-02-26 och omfattar 2,3 ha.</w:t>
-      </w:r>
-      <w:r>
-        <w:t xml:space="preserve"> I Figur 1 visas fyndplatser för naturvårdsarter i området, som finns registrerade på Artportalen.</w:t>
+        <w:t>Denna tillsynsbegäran behandlar höga naturvärden i avverkningsanmälan A 10995-2026 i Oskarshamns kommun som inkom 2026-02-26 och omfattar 2,3 ha.</w:t>
       </w:r>
     </w:p>
     <w:p>
@@ -25,7 +22,7 @@
       <w:r>
         <w:drawing>
           <wp:inline xmlns:a="http://schemas.openxmlformats.org/drawingml/2006/main" xmlns:pic="http://schemas.openxmlformats.org/drawingml/2006/picture">
-            <wp:extent cx="5286515" cy="5688000"/>
+            <wp:extent cx="5319974" cy="5724000"/>
             <wp:docPr id="1" name="Picture 1"/>
             <wp:cNvGraphicFramePr>
               <a:graphicFrameLocks noChangeAspect="1"/>
@@ -46,7 +43,7 @@
                   <pic:spPr>
                     <a:xfrm>
                       <a:off x="0" y="0"/>
-                      <a:ext cx="5286515" cy="5688000"/>
+                      <a:ext cx="5319974" cy="5724000"/>
                     </a:xfrm>
                     <a:prstGeom prst="rect"/>
                   </pic:spPr>
@@ -63,7 +60,20 @@
         <w:spacing w:after="240"/>
       </w:pPr>
       <w:r>
-        <w:t>Figur 1. Fyndplatser för naturvårdsarter inom 4 meter från avverkningsanmälan (röd linje). Inom parentes anges rödlistekategorier, S för signalarter, Tför typiska arter och fridlysningsparagrafer i artskyddsförordningen.Markörer utan svart kant är placerade på fyndplatsen. Markörer med svart kant är placerade vid sidan av fyndplatsen och har ett svart streck som visar fyndplatsens exakta position. Kartans mittpunktskoordinat är N 6352575, E 571624 i SWEREF 99 TM.</w:t>
+        <w:t>Figur 1. Fyndplatser för naturvårdsarter inom 4 meter från avverkningsanmälan. Markörer utan svart kant är placerade på fyndplatsen. Markörer med svart kant är placerade vid sidan av fyndplatsen har ett svart streck som visar fyndplatsens exakta position. Kartans mittpunktskoordinat är N 6352575, E 571624 i SWEREF 99 TM.</w:t>
+      </w:r>
+    </w:p>
+    <w:p>
+      <w:r>
+        <w:t>Inom 4 meter från avverkningsanmälan finns fynd av 20 naturvårdsarter, varav 15 är rödlistade, 4 är fridlysta, 2 är typiska (T) och 1 är signalart (S): bredbrämad bastardsvärmare (VU), brunfläckig pärlemorfjäril (VU), mindre bastardsvärmare (VU), violettkantad guldvinge (VU), ängsblåvinge (VU), gullklöver (NT), klubbsprötad bastardsvärmare (NT), mindre tåtelsmygare (NT), silversmygare (NT), skogshare (NT), smalvingad blombock (NT), solvända (NT), vippärt (NT, T), vitfläckig guldvinge (NT), ängsmetallvinge (NT), ekoxe (S, §6), ängskovall (T), törnskata (§4), åkergroda (§4a) och nattviol (§8). Se Figur 1.</w:t>
+      </w:r>
+    </w:p>
+    <w:p>
+      <w:pPr>
+        <w:pStyle w:val="Heading1"/>
+      </w:pPr>
+      <w:r>
+        <w:t>Tillsynsbegäran</w:t>
       </w:r>
     </w:p>
     <w:p>
@@ -77,81 +87,16 @@
       </w:r>
     </w:p>
     <w:p>
-      <w:r>
-        <w:t>Nedan beskrivs fynd av naturvårdsarter och fridlysta arter som gjorts i det avverkningsanmälda området.</w:t>
-      </w:r>
-    </w:p>
-    <w:p>
       <w:pPr>
         <w:pStyle w:val="Heading1"/>
       </w:pPr>
       <w:r>
-        <w:t>Naturvårdsarter</w:t>
+        <w:t>Naturvårdsarter och fridlysta arter</w:t>
       </w:r>
     </w:p>
     <w:p>
       <w:r>
-        <w:t>Inom 4 meter från avverkningsanmälan har följande 20 naturvårdsarter hittats: bredbrämad bastardsvärmare (VU), brunfläckig pärlemorfjäril (VU), mindre bastardsvärmare (VU), violettkantad guldvinge (VU), ängsblåvinge (VU), gullklöver (NT), klubbsprötad bastardsvärmare (NT), mindre tåtelsmygare (NT), silversmygare (NT), skogshare (NT), smalvingad blombock (NT), solvända (NT), vippärt (NT, T), vitfläckig guldvinge (NT), ängsmetallvinge (NT), ekoxe (S, §6), ängskovall (T), törnskata (§4), åkergroda (§4a) och nattviol (§8). Av dessa är 15 rödlistade. För rödlistade arter har rödlistekategorin angivits inom parentes. Arter som är signalarter enligt Skogsstyrelsen har markerats med (S). Typiska arter inom Natura 2000 som är kopplade till skogsekosystem har markerats med (T). För fridlysta arter anges även paragrafen i Artskyddsförordningen som arten är fridlyst enligt.</w:t>
-      </w:r>
-    </w:p>
-    <w:p>
-      <w:r>
-        <w:t>De påträffade naturvårdsarterna är ett tydligt kvitto på att det rör sig om en skog med höga naturvärden.</w:t>
-      </w:r>
-    </w:p>
-    <w:p>
-      <w:pPr>
-        <w:pStyle w:val="Heading2"/>
-      </w:pPr>
-      <w:r>
-        <w:t>Fridlysta arter</w:t>
-      </w:r>
-    </w:p>
-    <w:p>
-      <w:r>
-        <w:t>Följande fridlysta arter har sina livsmiljöer och växtplatser i den avverkningsanmälda skogen: ekoxe (S, §6), törnskata (§4), åkergroda (§4a) och nattviol (§8).</w:t>
-      </w:r>
-    </w:p>
-    <w:p>
-      <w:r>
-        <w:t xml:space="preserve">Observera att medlemsländerna är skyldiga att agera i enlighet med EU:s fågeldirektiv där det uttryckligen står att direktivet gäller för fåglar samt för deras ägg, bon och </w:t>
-      </w:r>
-      <w:r>
-        <w:rPr>
-          <w:b/>
-        </w:rPr>
-        <w:t xml:space="preserve">livsmiljöer </w:t>
-      </w:r>
-      <w:r>
-        <w:t>(artikel 1). Vidare att de åtgärder som vidtas inte får leda till en försämring av den nuvarande situationen beträffande bevarandet av de fågelarter som avses i artikel 1 (artikel 13). Fågeldirektivet är styrande för tillsynsansvariga myndigheters ärendehantering, ställningstaganden och beslutsfattande.</w:t>
-      </w:r>
-    </w:p>
-    <w:p>
-      <w:r>
-        <w:rPr>
-          <w:b/>
-        </w:rPr>
-        <w:t xml:space="preserve">Ekoxe (§6) </w:t>
-      </w:r>
-      <w:r>
-        <w:t>omfattas av EU:s art- och habitatdirektiv och är fridlyst enligt 6 § artskyddsförordningen.</w:t>
-      </w:r>
-      <w:r>
-        <w:rPr>
-          <w:b/>
-        </w:rPr>
-        <w:t xml:space="preserve"> </w:t>
-      </w:r>
-      <w:r>
-        <w:t>Dess larvutveckling sker i och vid stubbar, i lågor med markkontakt och grövre döda rötter av olika lövträd, även i döda rotdelar på levande träd. I Sverige främst funnen i ek men även några gånger i bok, hassel, ask och björk. Arten lever främst i halvöppna miljöer såsom trädklädda hagmarker eller gles skog, gärna i sydsluttningar. Arten påverkas negativt av brist på grova eller gamla träd och det föreligger indikation på eller misstanke om populationsminskning. Minskningen avser kvalitén på artens habitat (SLU Artdatabanken, 2025).</w:t>
-      </w:r>
-    </w:p>
-    <w:p>
-      <w:pPr>
-        <w:pStyle w:val="Heading2"/>
-      </w:pPr>
-      <w:r>
-        <w:t>Övriga naturvårdsarter</w:t>
+        <w:t>Nedan följer beskrivningar av de naturvårdsarter och fridlysta arter som har sina livsmiljöer och växtplatser i den avverkningsanmälda skogen. De påträffade naturvårdsarterna är ett tydligt kvitto på att det rör sig om en skog med höga naturvärden.</w:t>
       </w:r>
     </w:p>
     <w:p>
@@ -199,6 +144,26 @@
         <w:rPr>
           <w:b/>
         </w:rPr>
+        <w:t xml:space="preserve">Ekoxe (§6) </w:t>
+      </w:r>
+      <w:r>
+        <w:t>omfattas av EU:s art- och habitatdirektiv och är fridlyst enligt 6 § artskyddsförordningen.</w:t>
+      </w:r>
+      <w:r>
+        <w:rPr>
+          <w:b/>
+        </w:rPr>
+        <w:t xml:space="preserve"> </w:t>
+      </w:r>
+      <w:r>
+        <w:t>Dess larvutveckling sker i och vid stubbar, i lågor med markkontakt och grövre döda rötter av olika lövträd, även i döda rotdelar på levande träd. I Sverige främst funnen i ek men även några gånger i bok, hassel, ask och björk. Arten lever främst i halvöppna miljöer såsom trädklädda hagmarker eller gles skog, gärna i sydsluttningar. Arten påverkas negativt av brist på grova eller gamla träd och det föreligger indikation på eller misstanke om populationsminskning. Minskningen avser kvalitén på artens habitat (SLU Artdatabanken, 2025).</w:t>
+      </w:r>
+    </w:p>
+    <w:p>
+      <w:r>
+        <w:rPr>
+          <w:b/>
+        </w:rPr>
         <w:t>Ängskovall</w:t>
       </w:r>
       <w:r>
@@ -212,6 +177,28 @@
       </w:r>
       <w:r>
         <w:t>(SLU Artdatabanken, 2025).</w:t>
+      </w:r>
+    </w:p>
+    <w:p>
+      <w:pPr>
+        <w:pStyle w:val="Heading1"/>
+      </w:pPr>
+      <w:r>
+        <w:t>EU:s fågeldirektiv</w:t>
+      </w:r>
+    </w:p>
+    <w:p>
+      <w:r>
+        <w:t xml:space="preserve">Europeiska unionens medlemsländer är skyldiga att agera i enlighet med EU:s fågeldirektiv där det uttryckligen står att direktivet gäller för fåglar samt för deras ägg, bon och </w:t>
+      </w:r>
+      <w:r>
+        <w:rPr>
+          <w:b/>
+        </w:rPr>
+        <w:t xml:space="preserve">livsmiljöer </w:t>
+      </w:r>
+      <w:r>
+        <w:t>(artikel 1). Vidare att de åtgärder som vidtas inte får leda till en försämring av den nuvarande situationen beträffande bevarandet av de fågelarter som avses i artikel 1 (artikel 13). Fågeldirektivet är styrande för tillsynsansvariga myndigheters ärendehantering, ställningstaganden och beslutsfattande.</w:t>
       </w:r>
     </w:p>
     <w:sectPr>
@@ -342,7 +329,7 @@
     <w:r>
       <w:tab/>
       <w:tab/>
-      <w:t>2026-06-20</w:t>
+      <w:t>2026-06-21</w:t>
       <w:br/>
       <w:br/>
     </w:r>

--- a/tillsyn/A 10995-2026 tillsynsbegäran.docx
+++ b/tillsyn/A 10995-2026 tillsynsbegäran.docx
@@ -329,7 +329,7 @@
     <w:r>
       <w:tab/>
       <w:tab/>
-      <w:t>2026-06-21</w:t>
+      <w:t>2026-06-22</w:t>
       <w:br/>
       <w:br/>
     </w:r>

--- a/tillsyn/A 10995-2026 tillsynsbegäran.docx
+++ b/tillsyn/A 10995-2026 tillsynsbegäran.docx
@@ -329,7 +329,7 @@
     <w:r>
       <w:tab/>
       <w:tab/>
-      <w:t>2026-06-22</w:t>
+      <w:t>2026-06-23</w:t>
       <w:br/>
       <w:br/>
     </w:r>

--- a/tillsyn/A 10995-2026 tillsynsbegäran.docx
+++ b/tillsyn/A 10995-2026 tillsynsbegäran.docx
@@ -329,7 +329,7 @@
     <w:r>
       <w:tab/>
       <w:tab/>
-      <w:t>2026-06-23</w:t>
+      <w:t>2026-06-24</w:t>
       <w:br/>
       <w:br/>
     </w:r>

--- a/tillsyn/A 10995-2026 tillsynsbegäran.docx
+++ b/tillsyn/A 10995-2026 tillsynsbegäran.docx
@@ -329,7 +329,7 @@
     <w:r>
       <w:tab/>
       <w:tab/>
-      <w:t>2026-06-24</w:t>
+      <w:t>2026-06-25</w:t>
       <w:br/>
       <w:br/>
     </w:r>

--- a/tillsyn/A 10995-2026 tillsynsbegäran.docx
+++ b/tillsyn/A 10995-2026 tillsynsbegäran.docx
@@ -329,7 +329,7 @@
     <w:r>
       <w:tab/>
       <w:tab/>
-      <w:t>2026-06-25</w:t>
+      <w:t>2026-06-26</w:t>
       <w:br/>
       <w:br/>
     </w:r>

--- a/tillsyn/A 10995-2026 tillsynsbegäran.docx
+++ b/tillsyn/A 10995-2026 tillsynsbegäran.docx
@@ -329,7 +329,7 @@
     <w:r>
       <w:tab/>
       <w:tab/>
-      <w:t>2026-06-26</w:t>
+      <w:t>2026-06-27</w:t>
       <w:br/>
       <w:br/>
     </w:r>

--- a/tillsyn/A 10995-2026 tillsynsbegäran.docx
+++ b/tillsyn/A 10995-2026 tillsynsbegäran.docx
@@ -329,7 +329,7 @@
     <w:r>
       <w:tab/>
       <w:tab/>
-      <w:t>2026-06-27</w:t>
+      <w:t>2026-06-28</w:t>
       <w:br/>
       <w:br/>
     </w:r>

--- a/tillsyn/A 10995-2026 tillsynsbegäran.docx
+++ b/tillsyn/A 10995-2026 tillsynsbegäran.docx
@@ -329,7 +329,7 @@
     <w:r>
       <w:tab/>
       <w:tab/>
-      <w:t>2026-06-28</w:t>
+      <w:t>2026-06-29</w:t>
       <w:br/>
       <w:br/>
     </w:r>

--- a/tillsyn/A 10995-2026 tillsynsbegäran.docx
+++ b/tillsyn/A 10995-2026 tillsynsbegäran.docx
@@ -329,7 +329,7 @@
     <w:r>
       <w:tab/>
       <w:tab/>
-      <w:t>2026-06-29</w:t>
+      <w:t>2026-06-30</w:t>
       <w:br/>
       <w:br/>
     </w:r>

--- a/tillsyn/A 10995-2026 tillsynsbegäran.docx
+++ b/tillsyn/A 10995-2026 tillsynsbegäran.docx
@@ -329,7 +329,7 @@
     <w:r>
       <w:tab/>
       <w:tab/>
-      <w:t>2026-06-30</w:t>
+      <w:t>2026-07-01</w:t>
       <w:br/>
       <w:br/>
     </w:r>

--- a/tillsyn/A 10995-2026 tillsynsbegäran.docx
+++ b/tillsyn/A 10995-2026 tillsynsbegäran.docx
@@ -329,7 +329,7 @@
     <w:r>
       <w:tab/>
       <w:tab/>
-      <w:t>2026-07-01</w:t>
+      <w:t>2026-07-02</w:t>
       <w:br/>
       <w:br/>
     </w:r>

--- a/tillsyn/A 10995-2026 tillsynsbegäran.docx
+++ b/tillsyn/A 10995-2026 tillsynsbegäran.docx
@@ -329,7 +329,7 @@
     <w:r>
       <w:tab/>
       <w:tab/>
-      <w:t>2026-07-13</w:t>
+      <w:t>2026-07-14</w:t>
       <w:br/>
       <w:br/>
     </w:r>

--- a/tillsyn/A 10995-2026 tillsynsbegäran.docx
+++ b/tillsyn/A 10995-2026 tillsynsbegäran.docx
@@ -329,7 +329,7 @@
     <w:r>
       <w:tab/>
       <w:tab/>
-      <w:t>2026-07-14</w:t>
+      <w:t>2026-07-15</w:t>
       <w:br/>
       <w:br/>
     </w:r>

--- a/tillsyn/A 10995-2026 tillsynsbegäran.docx
+++ b/tillsyn/A 10995-2026 tillsynsbegäran.docx
@@ -329,7 +329,7 @@
     <w:r>
       <w:tab/>
       <w:tab/>
-      <w:t>2026-07-15</w:t>
+      <w:t>2026-07-16</w:t>
       <w:br/>
       <w:br/>
     </w:r>

--- a/tillsyn/A 10995-2026 tillsynsbegäran.docx
+++ b/tillsyn/A 10995-2026 tillsynsbegäran.docx
@@ -329,7 +329,7 @@
     <w:r>
       <w:tab/>
       <w:tab/>
-      <w:t>2026-07-16</w:t>
+      <w:t>2026-07-17</w:t>
       <w:br/>
       <w:br/>
     </w:r>

--- a/tillsyn/A 10995-2026 tillsynsbegäran.docx
+++ b/tillsyn/A 10995-2026 tillsynsbegäran.docx
@@ -329,7 +329,7 @@
     <w:r>
       <w:tab/>
       <w:tab/>
-      <w:t>2026-07-17</w:t>
+      <w:t>2026-07-18</w:t>
       <w:br/>
       <w:br/>
     </w:r>

--- a/tillsyn/A 10995-2026 tillsynsbegäran.docx
+++ b/tillsyn/A 10995-2026 tillsynsbegäran.docx
@@ -329,7 +329,7 @@
     <w:r>
       <w:tab/>
       <w:tab/>
-      <w:t>2026-07-18</w:t>
+      <w:t>2026-07-19</w:t>
       <w:br/>
       <w:br/>
     </w:r>

--- a/tillsyn/A 10995-2026 tillsynsbegäran.docx
+++ b/tillsyn/A 10995-2026 tillsynsbegäran.docx
@@ -329,7 +329,7 @@
     <w:r>
       <w:tab/>
       <w:tab/>
-      <w:t>2026-07-19</w:t>
+      <w:t>2026-07-20</w:t>
       <w:br/>
       <w:br/>
     </w:r>

--- a/tillsyn/A 10995-2026 tillsynsbegäran.docx
+++ b/tillsyn/A 10995-2026 tillsynsbegäran.docx
@@ -329,7 +329,7 @@
     <w:r>
       <w:tab/>
       <w:tab/>
-      <w:t>2026-07-20</w:t>
+      <w:t>2026-07-21</w:t>
       <w:br/>
       <w:br/>
     </w:r>

--- a/tillsyn/A 10995-2026 tillsynsbegäran.docx
+++ b/tillsyn/A 10995-2026 tillsynsbegäran.docx
@@ -329,7 +329,7 @@
     <w:r>
       <w:tab/>
       <w:tab/>
-      <w:t>2026-07-21</w:t>
+      <w:t>2026-07-22</w:t>
       <w:br/>
       <w:br/>
     </w:r>

--- a/tillsyn/A 10995-2026 tillsynsbegäran.docx
+++ b/tillsyn/A 10995-2026 tillsynsbegäran.docx
@@ -329,7 +329,7 @@
     <w:r>
       <w:tab/>
       <w:tab/>
-      <w:t>2026-07-22</w:t>
+      <w:t>2026-07-23</w:t>
       <w:br/>
       <w:br/>
     </w:r>

--- a/tillsyn/A 10995-2026 tillsynsbegäran.docx
+++ b/tillsyn/A 10995-2026 tillsynsbegäran.docx
@@ -329,7 +329,7 @@
     <w:r>
       <w:tab/>
       <w:tab/>
-      <w:t>2026-07-23</w:t>
+      <w:t>2026-07-24</w:t>
       <w:br/>
       <w:br/>
     </w:r>

--- a/tillsyn/A 10995-2026 tillsynsbegäran.docx
+++ b/tillsyn/A 10995-2026 tillsynsbegäran.docx
@@ -329,7 +329,7 @@
     <w:r>
       <w:tab/>
       <w:tab/>
-      <w:t>2026-07-24</w:t>
+      <w:t>2026-07-25</w:t>
       <w:br/>
       <w:br/>
     </w:r>

--- a/tillsyn/A 10995-2026 tillsynsbegäran.docx
+++ b/tillsyn/A 10995-2026 tillsynsbegäran.docx
@@ -329,7 +329,7 @@
     <w:r>
       <w:tab/>
       <w:tab/>
-      <w:t>2026-07-25</w:t>
+      <w:t>2026-07-26</w:t>
       <w:br/>
       <w:br/>
     </w:r>

--- a/tillsyn/A 10995-2026 tillsynsbegäran.docx
+++ b/tillsyn/A 10995-2026 tillsynsbegäran.docx
@@ -329,7 +329,7 @@
     <w:r>
       <w:tab/>
       <w:tab/>
-      <w:t>2026-07-26</w:t>
+      <w:t>2026-07-27</w:t>
       <w:br/>
       <w:br/>
     </w:r>

--- a/tillsyn/A 10995-2026 tillsynsbegäran.docx
+++ b/tillsyn/A 10995-2026 tillsynsbegäran.docx
@@ -329,7 +329,7 @@
     <w:r>
       <w:tab/>
       <w:tab/>
-      <w:t>2026-07-27</w:t>
+      <w:t>2026-07-28</w:t>
       <w:br/>
       <w:br/>
     </w:r>

--- a/tillsyn/A 10995-2026 tillsynsbegäran.docx
+++ b/tillsyn/A 10995-2026 tillsynsbegäran.docx
@@ -329,7 +329,7 @@
     <w:r>
       <w:tab/>
       <w:tab/>
-      <w:t>2026-07-28</w:t>
+      <w:t>2026-07-29</w:t>
       <w:br/>
       <w:br/>
     </w:r>

--- a/tillsyn/A 10995-2026 tillsynsbegäran.docx
+++ b/tillsyn/A 10995-2026 tillsynsbegäran.docx
@@ -329,7 +329,7 @@
     <w:r>
       <w:tab/>
       <w:tab/>
-      <w:t>2026-07-29</w:t>
+      <w:t>2026-07-30</w:t>
       <w:br/>
       <w:br/>
     </w:r>

--- a/tillsyn/A 10995-2026 tillsynsbegäran.docx
+++ b/tillsyn/A 10995-2026 tillsynsbegäran.docx
@@ -329,7 +329,7 @@
     <w:r>
       <w:tab/>
       <w:tab/>
-      <w:t>2026-07-30</w:t>
+      <w:t>2026-07-31</w:t>
       <w:br/>
       <w:br/>
     </w:r>

--- a/tillsyn/A 10995-2026 tillsynsbegäran.docx
+++ b/tillsyn/A 10995-2026 tillsynsbegäran.docx
@@ -329,7 +329,7 @@
     <w:r>
       <w:tab/>
       <w:tab/>
-      <w:t>2026-07-31</w:t>
+      <w:t>2026-08-01</w:t>
       <w:br/>
       <w:br/>
     </w:r>

--- a/tillsyn/A 10995-2026 tillsynsbegäran.docx
+++ b/tillsyn/A 10995-2026 tillsynsbegäran.docx
@@ -329,7 +329,7 @@
     <w:r>
       <w:tab/>
       <w:tab/>
-      <w:t>2026-08-01</w:t>
+      <w:t>2026-08-02</w:t>
       <w:br/>
       <w:br/>
     </w:r>

--- a/tillsyn/A 10995-2026 tillsynsbegäran.docx
+++ b/tillsyn/A 10995-2026 tillsynsbegäran.docx
@@ -329,7 +329,7 @@
     <w:r>
       <w:tab/>
       <w:tab/>
-      <w:t>2026-08-02</w:t>
+      <w:t>2026-08-03</w:t>
       <w:br/>
       <w:br/>
     </w:r>

--- a/tillsyn/A 10995-2026 tillsynsbegäran.docx
+++ b/tillsyn/A 10995-2026 tillsynsbegäran.docx
@@ -329,7 +329,7 @@
     <w:r>
       <w:tab/>
       <w:tab/>
-      <w:t>2026-08-03</w:t>
+      <w:t>2026-08-05</w:t>
       <w:br/>
       <w:br/>
     </w:r>

--- a/tillsyn/A 10995-2026 tillsynsbegäran.docx
+++ b/tillsyn/A 10995-2026 tillsynsbegäran.docx
@@ -329,7 +329,7 @@
     <w:r>
       <w:tab/>
       <w:tab/>
-      <w:t>2026-08-05</w:t>
+      <w:t>2026-08-07</w:t>
       <w:br/>
       <w:br/>
     </w:r>

--- a/tillsyn/A 10995-2026 tillsynsbegäran.docx
+++ b/tillsyn/A 10995-2026 tillsynsbegäran.docx
@@ -329,7 +329,7 @@
     <w:r>
       <w:tab/>
       <w:tab/>
-      <w:t>2026-08-07</w:t>
+      <w:t>2026-08-08</w:t>
       <w:br/>
       <w:br/>
     </w:r>

--- a/tillsyn/A 10995-2026 tillsynsbegäran.docx
+++ b/tillsyn/A 10995-2026 tillsynsbegäran.docx
@@ -60,7 +60,7 @@
         <w:spacing w:after="240"/>
       </w:pPr>
       <w:r>
-        <w:t>Figur 1. Fyndplatser för naturvårdsarter inom 4 meter från avverkningsanmälan. Markörer utan svart kant är placerade på fyndplatsen. Markörer med svart kant är placerade vid sidan av fyndplatsen har ett svart streck som visar fyndplatsens exakta position. Kartans mittpunktskoordinat är N 6352575, E 571624 i SWEREF 99 TM.</w:t>
+        <w:t>Figur 1. Fyndplatser för naturvårdsarter inom 4 meter från avverkningsanmälan. Markörer utan svart kant är placerade på fyndplatsen. Markörer med svart kant är placerade vid sidan av fyndplatsen och har ett svart streck som visar fyndplatsens exakta position. Kartans mittpunktskoordinat är N 6352575, E 571624 i SWEREF 99 TM.</w:t>
       </w:r>
     </w:p>
     <w:p>
@@ -329,7 +329,7 @@
     <w:r>
       <w:tab/>
       <w:tab/>
-      <w:t>2026-08-14</w:t>
+      <w:t>2026-08-15</w:t>
       <w:br/>
       <w:br/>
     </w:r>

--- a/tillsyn/A 10995-2026 tillsynsbegäran.docx
+++ b/tillsyn/A 10995-2026 tillsynsbegäran.docx
@@ -329,7 +329,7 @@
     <w:r>
       <w:tab/>
       <w:tab/>
-      <w:t>2026-08-15</w:t>
+      <w:t>2026-08-16</w:t>
       <w:br/>
       <w:br/>
     </w:r>

--- a/tillsyn/A 10995-2026 tillsynsbegäran.docx
+++ b/tillsyn/A 10995-2026 tillsynsbegäran.docx
@@ -329,7 +329,7 @@
     <w:r>
       <w:tab/>
       <w:tab/>
-      <w:t>2026-08-16</w:t>
+      <w:t>2026-08-17</w:t>
       <w:br/>
       <w:br/>
     </w:r>

--- a/tillsyn/A 10995-2026 tillsynsbegäran.docx
+++ b/tillsyn/A 10995-2026 tillsynsbegäran.docx
@@ -329,7 +329,7 @@
     <w:r>
       <w:tab/>
       <w:tab/>
-      <w:t>2026-08-17</w:t>
+      <w:t>2026-08-18</w:t>
       <w:br/>
       <w:br/>
     </w:r>

--- a/tillsyn/A 10995-2026 tillsynsbegäran.docx
+++ b/tillsyn/A 10995-2026 tillsynsbegäran.docx
@@ -329,7 +329,7 @@
     <w:r>
       <w:tab/>
       <w:tab/>
-      <w:t>2026-08-18</w:t>
+      <w:t>2026-08-19</w:t>
       <w:br/>
       <w:br/>
     </w:r>

--- a/tillsyn/A 10995-2026 tillsynsbegäran.docx
+++ b/tillsyn/A 10995-2026 tillsynsbegäran.docx
@@ -329,7 +329,7 @@
     <w:r>
       <w:tab/>
       <w:tab/>
-      <w:t>2026-08-19</w:t>
+      <w:t>2026-08-20</w:t>
       <w:br/>
       <w:br/>
     </w:r>

--- a/tillsyn/A 10995-2026 tillsynsbegäran.docx
+++ b/tillsyn/A 10995-2026 tillsynsbegäran.docx
@@ -329,7 +329,7 @@
     <w:r>
       <w:tab/>
       <w:tab/>
-      <w:t>2026-08-20</w:t>
+      <w:t>2026-08-21</w:t>
       <w:br/>
       <w:br/>
     </w:r>

--- a/tillsyn/A 10995-2026 tillsynsbegäran.docx
+++ b/tillsyn/A 10995-2026 tillsynsbegäran.docx
@@ -329,7 +329,7 @@
     <w:r>
       <w:tab/>
       <w:tab/>
-      <w:t>2026-08-21</w:t>
+      <w:t>2026-08-22</w:t>
       <w:br/>
       <w:br/>
     </w:r>

--- a/tillsyn/A 10995-2026 tillsynsbegäran.docx
+++ b/tillsyn/A 10995-2026 tillsynsbegäran.docx
@@ -329,7 +329,7 @@
     <w:r>
       <w:tab/>
       <w:tab/>
-      <w:t>2026-08-22</w:t>
+      <w:t>2026-08-23</w:t>
       <w:br/>
       <w:br/>
     </w:r>

--- a/tillsyn/A 10995-2026 tillsynsbegäran.docx
+++ b/tillsyn/A 10995-2026 tillsynsbegäran.docx
@@ -329,7 +329,7 @@
     <w:r>
       <w:tab/>
       <w:tab/>
-      <w:t>2026-08-23</w:t>
+      <w:t>2026-08-24</w:t>
       <w:br/>
       <w:br/>
     </w:r>

--- a/tillsyn/A 10995-2026 tillsynsbegäran.docx
+++ b/tillsyn/A 10995-2026 tillsynsbegäran.docx
@@ -329,7 +329,7 @@
     <w:r>
       <w:tab/>
       <w:tab/>
-      <w:t>2026-08-24</w:t>
+      <w:t>2026-08-25</w:t>
       <w:br/>
       <w:br/>
     </w:r>

--- a/tillsyn/A 10995-2026 tillsynsbegäran.docx
+++ b/tillsyn/A 10995-2026 tillsynsbegäran.docx
@@ -329,7 +329,7 @@
     <w:r>
       <w:tab/>
       <w:tab/>
-      <w:t>2026-08-25</w:t>
+      <w:t>2026-08-26</w:t>
       <w:br/>
       <w:br/>
     </w:r>

--- a/tillsyn/A 10995-2026 tillsynsbegäran.docx
+++ b/tillsyn/A 10995-2026 tillsynsbegäran.docx
@@ -329,7 +329,7 @@
     <w:r>
       <w:tab/>
       <w:tab/>
-      <w:t>2026-08-26</w:t>
+      <w:t>2026-08-27</w:t>
       <w:br/>
       <w:br/>
     </w:r>

--- a/tillsyn/A 10995-2026 tillsynsbegäran.docx
+++ b/tillsyn/A 10995-2026 tillsynsbegäran.docx
@@ -329,7 +329,7 @@
     <w:r>
       <w:tab/>
       <w:tab/>
-      <w:t>2026-08-27</w:t>
+      <w:t>2026-08-28</w:t>
       <w:br/>
       <w:br/>
     </w:r>

--- a/tillsyn/A 10995-2026 tillsynsbegäran.docx
+++ b/tillsyn/A 10995-2026 tillsynsbegäran.docx
@@ -329,7 +329,7 @@
     <w:r>
       <w:tab/>
       <w:tab/>
-      <w:t>2026-08-28</w:t>
+      <w:t>2026-08-29</w:t>
       <w:br/>
       <w:br/>
     </w:r>

--- a/tillsyn/A 10995-2026 tillsynsbegäran.docx
+++ b/tillsyn/A 10995-2026 tillsynsbegäran.docx
@@ -329,7 +329,7 @@
     <w:r>
       <w:tab/>
       <w:tab/>
-      <w:t>2026-08-29</w:t>
+      <w:t>2026-08-31</w:t>
       <w:br/>
       <w:br/>
     </w:r>

--- a/tillsyn/A 10995-2026 tillsynsbegäran.docx
+++ b/tillsyn/A 10995-2026 tillsynsbegäran.docx
@@ -329,7 +329,7 @@
     <w:r>
       <w:tab/>
       <w:tab/>
-      <w:t>2026-08-31</w:t>
+      <w:t>2026-09-01</w:t>
       <w:br/>
       <w:br/>
     </w:r>

--- a/tillsyn/A 10995-2026 tillsynsbegäran.docx
+++ b/tillsyn/A 10995-2026 tillsynsbegäran.docx
@@ -329,7 +329,7 @@
     <w:r>
       <w:tab/>
       <w:tab/>
-      <w:t>2026-09-01</w:t>
+      <w:t>2026-09-02</w:t>
       <w:br/>
       <w:br/>
     </w:r>

--- a/tillsyn/A 10995-2026 tillsynsbegäran.docx
+++ b/tillsyn/A 10995-2026 tillsynsbegäran.docx
@@ -329,7 +329,7 @@
     <w:r>
       <w:tab/>
       <w:tab/>
-      <w:t>2026-09-02</w:t>
+      <w:t>2026-09-03</w:t>
       <w:br/>
       <w:br/>
     </w:r>

--- a/tillsyn/A 10995-2026 tillsynsbegäran.docx
+++ b/tillsyn/A 10995-2026 tillsynsbegäran.docx
@@ -329,7 +329,7 @@
     <w:r>
       <w:tab/>
       <w:tab/>
-      <w:t>2026-09-03</w:t>
+      <w:t>2026-09-04</w:t>
       <w:br/>
       <w:br/>
     </w:r>

--- a/tillsyn/A 10995-2026 tillsynsbegäran.docx
+++ b/tillsyn/A 10995-2026 tillsynsbegäran.docx
@@ -329,7 +329,7 @@
     <w:r>
       <w:tab/>
       <w:tab/>
-      <w:t>2026-09-04</w:t>
+      <w:t>2026-09-05</w:t>
       <w:br/>
       <w:br/>
     </w:r>

--- a/tillsyn/A 10995-2026 tillsynsbegäran.docx
+++ b/tillsyn/A 10995-2026 tillsynsbegäran.docx
@@ -329,7 +329,7 @@
     <w:r>
       <w:tab/>
       <w:tab/>
-      <w:t>2026-09-05</w:t>
+      <w:t>2026-09-06</w:t>
       <w:br/>
       <w:br/>
     </w:r>

--- a/tillsyn/A 10995-2026 tillsynsbegäran.docx
+++ b/tillsyn/A 10995-2026 tillsynsbegäran.docx
@@ -329,7 +329,7 @@
     <w:r>
       <w:tab/>
       <w:tab/>
-      <w:t>2026-09-06</w:t>
+      <w:t>2026-09-07</w:t>
       <w:br/>
       <w:br/>
     </w:r>

--- a/tillsyn/A 10995-2026 tillsynsbegäran.docx
+++ b/tillsyn/A 10995-2026 tillsynsbegäran.docx
@@ -329,7 +329,7 @@
     <w:r>
       <w:tab/>
       <w:tab/>
-      <w:t>2026-09-07</w:t>
+      <w:t>2026-09-08</w:t>
       <w:br/>
       <w:br/>
     </w:r>

--- a/tillsyn/A 10995-2026 tillsynsbegäran.docx
+++ b/tillsyn/A 10995-2026 tillsynsbegäran.docx
@@ -329,7 +329,7 @@
     <w:r>
       <w:tab/>
       <w:tab/>
-      <w:t>2026-09-08</w:t>
+      <w:t>2026-09-09</w:t>
       <w:br/>
       <w:br/>
     </w:r>

--- a/tillsyn/A 10995-2026 tillsynsbegäran.docx
+++ b/tillsyn/A 10995-2026 tillsynsbegäran.docx
@@ -329,7 +329,7 @@
     <w:r>
       <w:tab/>
       <w:tab/>
-      <w:t>2026-09-09</w:t>
+      <w:t>2026-09-10</w:t>
       <w:br/>
       <w:br/>
     </w:r>

--- a/tillsyn/A 10995-2026 tillsynsbegäran.docx
+++ b/tillsyn/A 10995-2026 tillsynsbegäran.docx
@@ -329,7 +329,7 @@
     <w:r>
       <w:tab/>
       <w:tab/>
-      <w:t>2026-09-10</w:t>
+      <w:t>2026-09-11</w:t>
       <w:br/>
       <w:br/>
     </w:r>

--- a/tillsyn/A 10995-2026 tillsynsbegäran.docx
+++ b/tillsyn/A 10995-2026 tillsynsbegäran.docx
@@ -329,7 +329,7 @@
     <w:r>
       <w:tab/>
       <w:tab/>
-      <w:t>2026-09-11</w:t>
+      <w:t>2026-09-12</w:t>
       <w:br/>
       <w:br/>
     </w:r>

--- a/tillsyn/A 10995-2026 tillsynsbegäran.docx
+++ b/tillsyn/A 10995-2026 tillsynsbegäran.docx
@@ -329,7 +329,7 @@
     <w:r>
       <w:tab/>
       <w:tab/>
-      <w:t>2026-09-12</w:t>
+      <w:t>2026-09-13</w:t>
       <w:br/>
       <w:br/>
     </w:r>
